--- a/Administrating Remote System.docx
+++ b/Administrating Remote System.docx
@@ -439,7 +439,7 @@
           <w:szCs w:val="40"/>
         </w:rPr>
         <w:drawing>
-          <wp:inline distT="0" distB="0" distL="0" distR="0" wp14:anchorId="117C8844" wp14:editId="5103C678">
+          <wp:inline distT="0" distB="0" distL="0" distR="0" wp14:anchorId="117C8844" wp14:editId="6D4E69D4">
             <wp:extent cx="5943600" cy="923290"/>
             <wp:effectExtent l="0" t="0" r="0" b="0"/>
             <wp:docPr id="1372863059" name="Picture 5"/>
@@ -875,26 +875,301 @@
         </w:rPr>
         <w:sym w:font="Wingdings" w:char="F0E0"/>
       </w:r>
-    </w:p>
-    <w:p>
-      <w:pPr>
-        <w:jc w:val="both"/>
-        <w:rPr>
-          <w:b/>
-          <w:bCs/>
-          <w:sz w:val="40"/>
-          <w:szCs w:val="40"/>
-        </w:rPr>
-      </w:pPr>
-    </w:p>
-    <w:p>
-      <w:pPr>
-        <w:jc w:val="both"/>
-        <w:rPr>
-          <w:b/>
-          <w:bCs/>
-          <w:sz w:val="40"/>
-          <w:szCs w:val="40"/>
+      <w:r>
+        <w:rPr>
+          <w:b/>
+          <w:bCs/>
+          <w:sz w:val="32"/>
+          <w:szCs w:val="32"/>
+        </w:rPr>
+        <w:t>The given command is incorrect because SSH is used to connect to a remote server, not to specify a remote directory after the IP address.</w:t>
+      </w:r>
+    </w:p>
+    <w:p>
+      <w:pPr>
+        <w:jc w:val="both"/>
+        <w:rPr>
+          <w:b/>
+          <w:bCs/>
+          <w:sz w:val="32"/>
+          <w:szCs w:val="32"/>
+        </w:rPr>
+      </w:pPr>
+      <w:r>
+        <w:rPr>
+          <w:b/>
+          <w:bCs/>
+          <w:sz w:val="32"/>
+          <w:szCs w:val="32"/>
+        </w:rPr>
+        <w:t>Incorrect:</w:t>
+      </w:r>
+    </w:p>
+    <w:p>
+      <w:pPr>
+        <w:jc w:val="both"/>
+        <w:rPr>
+          <w:sz w:val="32"/>
+          <w:szCs w:val="32"/>
+        </w:rPr>
+      </w:pPr>
+      <w:r>
+        <w:rPr>
+          <w:sz w:val="32"/>
+          <w:szCs w:val="32"/>
+        </w:rPr>
+        <w:t>s</w:t>
+      </w:r>
+      <w:r>
+        <w:rPr>
+          <w:sz w:val="32"/>
+          <w:szCs w:val="32"/>
+        </w:rPr>
+        <w:t>sh</w:t>
+      </w:r>
+      <w:r>
+        <w:rPr>
+          <w:sz w:val="32"/>
+          <w:szCs w:val="32"/>
+        </w:rPr>
+        <w:t xml:space="preserve"> </w:t>
+      </w:r>
+      <w:r>
+        <w:rPr>
+          <w:sz w:val="32"/>
+          <w:szCs w:val="32"/>
+        </w:rPr>
+        <w:t>user@192.168.1.100:/home/user/</w:t>
+      </w:r>
+      <w:proofErr w:type="spellStart"/>
+      <w:r>
+        <w:rPr>
+          <w:sz w:val="32"/>
+          <w:szCs w:val="32"/>
+        </w:rPr>
+        <w:t>music_downloads</w:t>
+      </w:r>
+      <w:proofErr w:type="spellEnd"/>
+    </w:p>
+    <w:p>
+      <w:pPr>
+        <w:jc w:val="both"/>
+        <w:rPr>
+          <w:b/>
+          <w:bCs/>
+          <w:sz w:val="32"/>
+          <w:szCs w:val="32"/>
+        </w:rPr>
+      </w:pPr>
+      <w:r>
+        <w:rPr>
+          <w:b/>
+          <w:bCs/>
+          <w:sz w:val="32"/>
+          <w:szCs w:val="32"/>
+        </w:rPr>
+        <w:t>Correct SSH command:</w:t>
+      </w:r>
+    </w:p>
+    <w:p>
+      <w:pPr>
+        <w:jc w:val="both"/>
+        <w:rPr>
+          <w:b/>
+          <w:bCs/>
+          <w:sz w:val="32"/>
+          <w:szCs w:val="32"/>
+        </w:rPr>
+      </w:pPr>
+      <w:r>
+        <w:rPr>
+          <w:b/>
+          <w:bCs/>
+          <w:sz w:val="32"/>
+          <w:szCs w:val="32"/>
+        </w:rPr>
+        <w:t xml:space="preserve">ssh </w:t>
+      </w:r>
+      <w:hyperlink r:id="rId12" w:history="1">
+        <w:r>
+          <w:rPr>
+            <w:rStyle w:val="Hyperlink"/>
+            <w:b/>
+            <w:bCs/>
+            <w:sz w:val="32"/>
+            <w:szCs w:val="32"/>
+          </w:rPr>
+          <w:t>user@192.168.1.100</w:t>
+        </w:r>
+      </w:hyperlink>
+    </w:p>
+    <w:p>
+      <w:pPr>
+        <w:jc w:val="both"/>
+        <w:rPr>
+          <w:b/>
+          <w:bCs/>
+          <w:sz w:val="32"/>
+          <w:szCs w:val="32"/>
+        </w:rPr>
+      </w:pPr>
+      <w:r>
+        <w:rPr>
+          <w:b/>
+          <w:bCs/>
+          <w:sz w:val="32"/>
+          <w:szCs w:val="32"/>
+        </w:rPr>
+        <w:lastRenderedPageBreak/>
+        <w:t>After connecting, go to the required directory:</w:t>
+      </w:r>
+    </w:p>
+    <w:p>
+      <w:pPr>
+        <w:jc w:val="both"/>
+        <w:rPr>
+          <w:sz w:val="32"/>
+          <w:szCs w:val="32"/>
+        </w:rPr>
+      </w:pPr>
+      <w:r>
+        <w:rPr>
+          <w:sz w:val="32"/>
+          <w:szCs w:val="32"/>
+        </w:rPr>
+        <w:t>cd /home/user/</w:t>
+      </w:r>
+      <w:proofErr w:type="spellStart"/>
+      <w:r>
+        <w:rPr>
+          <w:sz w:val="32"/>
+          <w:szCs w:val="32"/>
+        </w:rPr>
+        <w:t>music_downloads</w:t>
+      </w:r>
+      <w:proofErr w:type="spellEnd"/>
+    </w:p>
+    <w:p>
+      <w:pPr>
+        <w:jc w:val="both"/>
+        <w:rPr>
+          <w:b/>
+          <w:bCs/>
+          <w:sz w:val="32"/>
+          <w:szCs w:val="32"/>
+        </w:rPr>
+      </w:pPr>
+      <w:r>
+        <w:rPr>
+          <w:b/>
+          <w:bCs/>
+          <w:sz w:val="32"/>
+          <w:szCs w:val="32"/>
+        </w:rPr>
+        <w:t>Explanation</w:t>
+      </w:r>
+    </w:p>
+    <w:p>
+      <w:pPr>
+        <w:jc w:val="both"/>
+        <w:rPr>
+          <w:b/>
+          <w:bCs/>
+          <w:sz w:val="32"/>
+          <w:szCs w:val="32"/>
+        </w:rPr>
+      </w:pPr>
+      <w:r>
+        <w:rPr>
+          <w:b/>
+          <w:bCs/>
+          <w:sz w:val="32"/>
+          <w:szCs w:val="32"/>
+        </w:rPr>
+        <w:t>The correct SSH syntax is:</w:t>
+      </w:r>
+    </w:p>
+    <w:p>
+      <w:pPr>
+        <w:jc w:val="both"/>
+        <w:rPr>
+          <w:sz w:val="32"/>
+          <w:szCs w:val="32"/>
+        </w:rPr>
+      </w:pPr>
+      <w:r>
+        <w:rPr>
+          <w:sz w:val="32"/>
+          <w:szCs w:val="32"/>
+        </w:rPr>
+        <w:t xml:space="preserve">ssh </w:t>
+      </w:r>
+      <w:proofErr w:type="spellStart"/>
+      <w:r>
+        <w:rPr>
+          <w:sz w:val="32"/>
+          <w:szCs w:val="32"/>
+        </w:rPr>
+        <w:t>username@IP_address</w:t>
+      </w:r>
+      <w:proofErr w:type="spellEnd"/>
+    </w:p>
+    <w:p>
+      <w:pPr>
+        <w:jc w:val="both"/>
+        <w:rPr>
+          <w:sz w:val="32"/>
+          <w:szCs w:val="32"/>
+        </w:rPr>
+      </w:pPr>
+      <w:r>
+        <w:rPr>
+          <w:sz w:val="32"/>
+          <w:szCs w:val="32"/>
+        </w:rPr>
+        <w:t>The :/home/user/</w:t>
+      </w:r>
+      <w:proofErr w:type="spellStart"/>
+      <w:r>
+        <w:rPr>
+          <w:sz w:val="32"/>
+          <w:szCs w:val="32"/>
+        </w:rPr>
+        <w:t>music_downloads</w:t>
+      </w:r>
+      <w:proofErr w:type="spellEnd"/>
+      <w:r>
+        <w:rPr>
+          <w:sz w:val="32"/>
+          <w:szCs w:val="32"/>
+        </w:rPr>
+        <w:t xml:space="preserve"> format is used with commands such as </w:t>
+      </w:r>
+      <w:proofErr w:type="spellStart"/>
+      <w:r>
+        <w:rPr>
+          <w:sz w:val="32"/>
+          <w:szCs w:val="32"/>
+        </w:rPr>
+        <w:t>scp</w:t>
+      </w:r>
+      <w:proofErr w:type="spellEnd"/>
+      <w:r>
+        <w:rPr>
+          <w:sz w:val="32"/>
+          <w:szCs w:val="32"/>
+        </w:rPr>
+        <w:t xml:space="preserve"> for copying files, not with normal SSH login.</w:t>
+      </w:r>
+    </w:p>
+    <w:p>
+      <w:pPr>
+        <w:jc w:val="both"/>
+        <w:rPr>
+          <w:b/>
+          <w:bCs/>
+          <w:sz w:val="32"/>
+          <w:szCs w:val="32"/>
         </w:rPr>
       </w:pPr>
     </w:p>
